--- a/Capstone Assignment.docx
+++ b/Capstone Assignment.docx
@@ -74,22 +74,36 @@
           <w:b/>
           <w:bCs/>
         </w:rPr>
-        <w:t xml:space="preserve">Name : Ekta </w:t>
-      </w:r>
-    </w:p>
-    <w:p>
-      <w:pPr>
-        <w:rPr>
-          <w:b/>
-          <w:bCs/>
-        </w:rPr>
-      </w:pPr>
-      <w:r>
-        <w:rPr>
-          <w:b/>
-          <w:bCs/>
-        </w:rPr>
-        <w:t>Roll No : 2501940029</w:t>
+        <w:t xml:space="preserve">Name : </w:t>
+      </w:r>
+      <w:r>
+        <w:rPr>
+          <w:b/>
+          <w:bCs/>
+        </w:rPr>
+        <w:t>Karan Singh</w:t>
+      </w:r>
+    </w:p>
+    <w:p>
+      <w:pPr>
+        <w:rPr>
+          <w:b/>
+          <w:bCs/>
+        </w:rPr>
+      </w:pPr>
+      <w:r>
+        <w:rPr>
+          <w:b/>
+          <w:bCs/>
+        </w:rPr>
+        <w:t>Roll No : 25019400</w:t>
+      </w:r>
+      <w:r>
+        <w:rPr>
+          <w:b/>
+          <w:bCs/>
+        </w:rPr>
+        <w:t>63</w:t>
       </w:r>
     </w:p>
     <w:p>
